--- a/archive/docx/维古登语规范总纲.docx
+++ b/archive/docx/维古登语规范总纲.docx
@@ -418,7 +418,7 @@
         <w:t xml:space="preserve">/b/ </w:t>
       </w:r>
       <w:r>
-        <w:t xml:space="preserve"> C c /k/（非音节首）</w:t>
+        <w:t xml:space="preserve"> C c /k/</w:t>
       </w:r>
       <w:r/>
       <w:r/>
@@ -16471,7 +16471,7 @@
     </w:p>
     <w:p>
       <w:r>
-        <w:t>本规范适用于维古登语常规体（非诗歌体），涵盖词的内部结构、词形变化与构词规则。所有示例均以第五版词典为词汇标准。句法层面的规则（如语序、句型）请参照《句法规范》。</w:t>
+        <w:t>本规范适用于维古登语常规体（非诗歌体），涵盖词的内部结构、词形变化与构词规则。所有示例均以第七版词典为词汇标准。句法层面的规则（如语序、句型）请参照《句法规范》。</w:t>
       </w:r>
     </w:p>
     <w:p>
@@ -35261,7 +35261,7 @@
     </w:p>
     <w:p>
       <w:r>
-        <w:t>本规范适用于维古登语常规体（非诗歌体），涵盖句子结构、语序、各类句型的完整规则。所有示例均以第五版词典为词汇标准。</w:t>
+        <w:t>本规范适用于维古登语常规体（非诗歌体），涵盖句子结构、语序、各类句型的完整规则。所有示例均以第七版词典为词汇标准。</w:t>
       </w:r>
     </w:p>
     <w:p>
@@ -38418,7 +38418,7 @@
         <w:t>全册遵循同一原则：</w:t>
       </w:r>
       <w:r>
-        <w:t>任何新规则都必须与《框架》《词法规范》《句法规范》及《词典第五版》一致</w:t>
+        <w:t>任何新规则都必须与《框架》《词法规范》《句法规范》及《词典第七版》一致</w:t>
       </w:r>
       <w:r>
         <w:t>；【规范建议】不与任何既有条目冲突。</w:t>
@@ -39661,7 +39661,7 @@
         <w:t>-an（结果名词）、-ion（抽象名词）可作句子的主语或宾语：</w:t>
       </w:r>
       <w:r>
-        <w:t>Makanan en tabloæt est.</w:t>
+        <w:t>Liman tabloæt en est.</w:t>
       </w:r>
       <w:r>
         <w:t>（食物在桌上。）；</w:t>
@@ -40599,7 +40599,7 @@
         <w:t>X ＋ 方位格 ＋ est</w:t>
       </w:r>
       <w:r>
-        <w:t>：Mlnk en tabloæt est.（书在桌上。）；否定：Mlnk estnai.（没有书。）。</w:t>
+        <w:t>：Mlnk tabloæt en est.（书在桌上。）；否定：Mlnk estnai.（没有书。）。</w:t>
       </w:r>
     </w:p>
     <w:p>
@@ -43155,7 +43155,7 @@
     </w:p>
     <w:p>
       <w:r>
-        <w:t>Fíexen kaj kantar!</w:t>
+        <w:t>Fíexen æ kantar!</w:t>
       </w:r>
       <w:r>
         <w:t>（作曲并歌唱吧！）</w:t>
